--- a/data/human_paras/human_para_104.docx
+++ b/data/human_paras/human_para_104.docx
@@ -4,7 +4,7 @@
   <w:body>
     <w:p>
       <w:r>
-        <w:t>While red vaginal bleeding is frequent during pregnancy, severe bleeding or bleeding that is associated with abdominal pain is unusual and should be evaluated at the emergency room.</w:t>
+        <w:t>Several general guidelines can assist in making important decisions about the pregnant woman who with vaginal bleeding's care and transport:</w:t>
       </w:r>
     </w:p>
     <w:sectPr>
